--- a/spa/docx/66.content.docx
+++ b/spa/docx/66.content.docx
@@ -244,19 +244,7 @@
         <w:rPr>
           <w:lang w:val="es_ES" w:bidi="es_ES"/>
         </w:rPr>
-        <w:t xml:space="preserve">) introduce la naturaleza visionaria del libro como escritura apocalíptica (ver </w:t>
-      </w:r>
-      <w:r>
-        <w:rPr>
-          <w:lang w:val="es_ES" w:bidi="es_ES"/>
-        </w:rPr>
-        <w:t>Introducción al Libro de Apocalipsis</w:t>
-      </w:r>
-      <w:r>
-        <w:rPr>
-          <w:lang w:val="es_ES" w:bidi="es_ES"/>
-        </w:rPr>
-        <w:t>, “Escritura Apocalíptica”). Dios comunica su mensaje inspirado a través de símbolos misteriosos, números e imágenes verbales. • desde (o de) Jesucristo: Él es tanto la fuente como el tema principal del libro. • "</w:t>
+        <w:t>) introduce la naturaleza visionaria del libro como escritura apocalíptica (ver Introducción al Libro de Apocalipsis, “Escritura Apocalíptica”). Dios comunica su mensaje inspirado a través de símbolos misteriosos, números e imágenes verbales. • desde (o de) Jesucristo: Él es tanto la fuente como el tema principal del libro. • "</w:t>
       </w:r>
       <w:r>
         <w:rPr>
@@ -3152,19 +3140,7 @@
         <w:rPr>
           <w:lang w:val="es_ES" w:bidi="es_ES"/>
         </w:rPr>
-        <w:t xml:space="preserve">) y que los escritos de Juan estaban dirigidos contra las herejías de los nicolaítas que seguían a Cerinto (ver </w:t>
-      </w:r>
-      <w:r>
-        <w:rPr>
-          <w:lang w:val="es_ES" w:bidi="es_ES"/>
-        </w:rPr>
-        <w:t xml:space="preserve"> Introducción del Primer Libro de Juan</w:t>
-      </w:r>
-      <w:r>
-        <w:rPr>
-          <w:lang w:val="es_ES" w:bidi="es_ES"/>
-        </w:rPr>
-        <w:t>, “Contexto”).</w:t>
+        <w:t>) y que los escritos de Juan estaban dirigidos contra las herejías de los nicolaítas que seguían a Cerinto (ver Introducción del Primer Libro de Juan, “Contexto”).</w:t>
       </w:r>
       <w:r>
         <w:rPr>
